--- a/business_document/07_poc_and_contracting/DOC-39_PoC_Evaluation_Charter.docx
+++ b/business_document/07_poc_and_contracting/DOC-39_PoC_Evaluation_Charter.docx
@@ -1699,7 +1699,7 @@
                 <w:color w:val="8B0000"/>
                 <w:sz w:val="17"/>
               </w:rPr>
-              <w:t>1985012345678</w:t>
+              <w:t>1985012345</w:t>
             </w:r>
             <w:r>
               <w:rPr>
@@ -2397,7 +2397,7 @@
                 <w:color w:val="222222"/>
                 <w:sz w:val="18"/>
               </w:rPr>
-              <w:t>Submit BDT 25 Lakh loan requiring L1 (Branch Manager) and L2 (Regional Head).</w:t>
+              <w:t>Submit BDT 25 Lakh loan routing through L1 Branch Officer → L2 Branch Manager → L3 Regional Manager approval (seeded 7-level approval_band ladder).</w:t>
             </w:r>
           </w:p>
         </w:tc>
